--- a/samples/vychet_plan_v5.docx
+++ b/samples/vychet_plan_v5.docx
@@ -4,6 +4,7 @@
   <w:body>
     <w:p>
       <w:pPr>
+        <w:keepNext/>
         <w:spacing w:before="280"/>
         <w:jc w:val="center"/>
       </w:pPr>
@@ -18,6 +19,7 @@
     </w:p>
     <w:p>
       <w:pPr>
+        <w:keepNext/>
         <w:spacing w:after="120"/>
         <w:jc w:val="center"/>
       </w:pPr>
@@ -714,11 +716,13 @@
     <w:qFormat/>
     <w:rsid w:val="00FC693F"/>
     <w:pPr>
+      <w:widowControl/>
       <w:spacing w:after="0" w:before="0" w:line="276" w:lineRule="auto"/>
     </w:pPr>
     <w:rPr>
       <w:rFonts w:ascii="Times New Roman" w:hAnsi="Times New Roman"/>
       <w:sz w:val="24"/>
+      <w:lang w:val="ru-RU" w:eastAsia="ru-RU" w:bidi="ru-RU"/>
     </w:rPr>
   </w:style>
   <w:style w:type="paragraph" w:styleId="Header">
